--- a/重构版论文_v4_20260915/中文SCI论文_计算机学报排版版.docx
+++ b/重构版论文_v4_20260915/中文SCI论文_计算机学报排版版.docx
@@ -68,7 +68,7 @@
           <w:color w:val="000000"/>
           <w:sz w:val="16"/>
         </w:rPr>
-        <w:t>公开入侵检测数据集上报告的模型差异，通常被归因于模型本身，而承载该比较的总体被视为中性。本文表明这一假设会系统性失效。在统一的泄漏受控审计下，我们为 CIC-IDS2017 构造三级规模阶梯：53 237 条（每类上限 2 万）、413 209 条（每类上限 20 万）与完整去重语料 2 429 503 条，并在每一级上以十个种子重复“样本条件随机森林融合（RCCF）对同视图、同调参预算的等权卡方森林”的配对比较。前两级上两者等价：Macro-F1 平均差 −0.000456 与 −0.001137，均落在预设的 0.005 边界内。第三级上等价性失效：−0.005533（标准差 0.002840；90% 区间 [−0.007179, −0.003886]），十个种子全为负，训练代价为 175 倍。反转并非来自门控：它只改变 79 860 条预测中的 1 条，权重熵为 0.99998，23 958 条测试行中 99.91% 可证明不受影响。原因是截断所抹去的成员质量离散度：全特征视图落后卡方视图 0.021397，四路平均中一个这样的成员即可预测全部劣势（0.005349）。这一模式不是规模定律：现代语料扩到 14 250 000 行时两臂仅差 0.000009，十二个进一步语料合并为 +0.000007。类别先验（+0.0725）、调参预算（+0.0078）与去重顺序（+0.0060）均大于聚合效应（0.0005）。全语料上准确率仍为 0.9958–0.9993，而 Macro-F1 为 0.754007–0.800255。因此，关于集成聚合的等价性主张本质上是关于某一总体的主张。</w:t>
+        <w:t>公开入侵检测数据集上报告的模型差异，通常被归因于模型本身，而承载比较的总体被视为中性。本文表明这一假设会系统性失效。在统一的泄漏受控审计下，我们为 CIC-IDS2017 构造三级规模阶梯：53 237 条（每类上限 2 万）、413 209 条（每类上限 20 万）与完整去重语料 2 429 503 条，并在每一级上以十个种子重复“样本条件随机森林融合（RCCF）对等权卡方森林”的配对比较。前两级上两者等价：Macro-F1 平均差 −0.000456 与 −0.001137，均落在预设的 0.005 边界内。第三级上等价性失效：−0.005533（标准差 0.002840；90% 区间 [−0.007179, −0.003886]），十个种子全为负，训练代价为 175 倍。反转并非来自门控：它只改变 79 860 条预测中的 1 条，权重熵为 0.99998，23 958 条测试行中 99.91% 可证明不受影响。原因是截断所抹去的成员质量离散度：全特征视图落后卡方视图 0.021397，四路平均中一个这样的成员即可预测这一劣势（0.005349）。构造性后续把视图强制推开：增益恢复（质量匹配下 +0.00736，全量语料 +0.09768，各十种子）。这一模式不是规模定律：现代语料扩到 14 250 000 行时仅差 0.000009。类别先验（+0.0725）、调参预算（+0.0078）与去重顺序（+0.0060）均大于聚合效应（0.0005）。全语料上准确率仍为 0.9958–0.9993，而 Macro-F1 为 0.754007–0.800255。因此，关于集成聚合的等价性主张本质上是关于某一总体的主张。</w:t>
       </w:r>
     </w:p>
     <w:p>
@@ -203,7 +203,7 @@
           <w:color w:val="000000"/>
           <w:sz w:val="19"/>
         </w:rPr>
-        <w:t>Reported performance differences between intrusion-detection models are usually attributed to the models, while the population on which they are measured is treated as neutral. We show that this assumption fails systematically. Under one leakage-controlled audit of CIC-IDS2017 we build a three-rung scale ladder - 53,237 flows (20,000 per class), 413,209 (200,000 per class) and the complete deduplicated corpus of 2,429,503 - and repeat a paired comparison between sample-conditional forest fusion (RCCF) and an equal-weight chi-square forest on every rung with ten seeds. On the first two rungs the models are equivalent: -0.000456 and -0.001137 Macro-F1, both inside a pre-specified 0.005 margin. On the third, equivalence breaks: -0.005533 (SD 0.002840; 90% interval [-0.007179, -0.003886]), all ten seeds negative, at 175-fold training cost. The reversal is not the gate: it changes one label in 79,860 predictions, weight entropy is 0.99998, and 99.91% of 23,958 test rows are provably invariant. It is member-quality dispersion that the cap removes: the full-feature view trails the chi-square view by 0.021397, and one such member in a four-way average predicts the entire deficit (0.005349). The pattern is not a law of scale: on modern corpora reaching 14,250,000 rows the arms differ by 0.000009, and twelve further corpora pool to +0.000007. Class prior (+0.0725), tuning budget (+0.0078) and deduplication order (+0.0060) exceed the aggregation effect (0.0005). On the full corpus, accuracy stays at 0.9958-0.9993 while Macro-F1 is 0.754007-0.800255. An equivalence claim about ensemble aggregation is therefore a claim about a population.</w:t>
+        <w:t>Reported performance differences between intrusion-detection models are usually attributed to the models, while the population is treated as neutral. We show that this assumption fails systematically. Under one leakage-controlled audit of CIC-IDS2017 we build a three-rung scale ladder - 53,237 flows (20,000 per class), 413,209 (200,000 per class) and the complete deduplicated corpus of 2,429,503 - and repeat a paired comparison between sample-conditional forest fusion (RCCF) and an equal-weight chi-square forest on every rung with ten seeds. On the first two rungs the models are equivalent: -0.000456 and -0.001137 Macro-F1, both inside a pre-specified 0.005 margin. On the third, equivalence breaks: -0.005533 (SD 0.002840; 90% interval [-0.007179, -0.003886]), all ten seeds negative, at 175-fold training cost. The reversal is not the gate: it changes one label in 79,860 predictions, weight entropy is 0.99998, and 99.91% of 23,958 test rows are provably invariant. It is caused by member-quality dispersion that capping removes: the full-feature view trails the chi-square view by 0.021397, and one such member in a four-way average predicts the deficit (0.005349). A constructive follow-up forces the views apart: the gain returns (+0.00736 under quality matching, +0.09768 on the full corpus, ten seeds each). The pattern is not a law of scale: modern corpora reaching 14,250,000 rows differ by 0.000009. Class prior (+0.0725), tuning budget (+0.0078) and deduplication order (+0.0060) exceed the aggregation effect (0.0005). On the full corpus, accuracy stays at 0.9958-0.9993 while Macro-F1 is 0.754007-0.800255. An equivalence claim about ensemble aggregation is therefore a claim about a population.</w:t>
       </w:r>
     </w:p>
     <w:p>
@@ -968,7 +968,41 @@
           <w:color w:val="000000"/>
           <w:sz w:val="18"/>
         </w:rPr>
-        <w:t>本文的贡献刻意不是增量式的。在既有基准上再增加一个分类器不会回答任何开放问题——文献中此类比较已经很多，而且彼此矛盾。这个领域真正缺少的是判断「一个被报告的差异究竟来自方法，还是来自产生该数字的总体与协议」的手段。本文从三部分给出这一判断程序：一条显示结论依赖总体的规模阶梯；一套固定信息边界的可审计协议；以及一组预测「聚合机制何时根本无法起作用」的可辨识性条件。该结论是可证伪的：条件 1 预测本文所用专家集合的增益为零，反向实验证实了这一预测；条件 D 则预测了完整语料层级上劣势的方向与量级。</w:t>
+        <w:t xml:space="preserve">7. </w:t>
+      </w:r>
+      <w:r>
+        <w:rPr>
+          <w:rFonts w:ascii="Times New Roman" w:hAnsi="Times New Roman" w:eastAsia="宋体"/>
+          <w:b/>
+          <w:color w:val="000000"/>
+          <w:sz w:val="18"/>
+        </w:rPr>
+        <w:t>一个使增益恢复的构造性干预</w:t>
+      </w:r>
+      <w:r>
+        <w:rPr>
+          <w:rFonts w:ascii="Times New Roman" w:hAnsi="Times New Roman" w:eastAsia="宋体"/>
+          <w:b w:val="0"/>
+          <w:color w:val="000000"/>
+          <w:sz w:val="18"/>
+        </w:rPr>
+        <w:t>。固定数据、成员、树预算与门控，只改变成员之间共享特征的比例：四个互斥视图把两两分歧率从 0.65% 推到 3.54%，十种子增益从 +0.00030 升到 +0.02640；质量匹配版本仍有 +0.00736，且 10/10 McNemar 显著；全量语料为 +0.09768。质量梯度把峰值定位在成员 F1 极差约 0.02 处。</w:t>
+      </w:r>
+    </w:p>
+    <w:p>
+      <w:pPr>
+        <w:spacing w:before="0" w:after="60" w:line="276" w:lineRule="auto"/>
+        <w:ind w:firstLine="360"/>
+        <w:jc w:val="both"/>
+      </w:pPr>
+      <w:r>
+        <w:rPr>
+          <w:rFonts w:ascii="Times New Roman" w:hAnsi="Times New Roman" w:eastAsia="宋体"/>
+          <w:b w:val="0"/>
+          <w:color w:val="000000"/>
+          <w:sz w:val="18"/>
+        </w:rPr>
+        <w:t>本文的贡献刻意不是增量式的。在既有基准上再增加一个分类器不会回答任何开放问题——文献中此类比较已经很多，而且彼此矛盾。这个领域真正缺少的是判断「一个被报告的差异究竟来自方法，还是来自产生该数字的总体与协议」的手段。本文从四部分给出这一判断程序：一条显示结论依赖总体的规模阶梯；一套固定信息边界的可审计协议；一组预测「聚合机制何时根本无法起作用」的可辨识性条件；以及一个说明如何打破这些条件的受控干预。该结论是可证伪的：条件 1 预测本文所用专家集合的增益为零，反向实验证实了这一预测；条件 D 预测了完整语料层级上劣势的方向与量级；干预则把预测中的多样性依赖变成了实测增益。</w:t>
       </w:r>
     </w:p>
     <w:p>
@@ -15351,7 +15385,7 @@
     </w:p>
     <w:p>
       <w:pPr>
-        <w:spacing w:before="160" w:after="80" w:line="276" w:lineRule="auto"/>
+        <w:spacing w:before="120" w:after="60" w:line="276" w:lineRule="auto"/>
         <w:jc w:val="left"/>
       </w:pPr>
       <w:r>
@@ -15359,9 +15393,9 @@
           <w:rFonts w:ascii="Times New Roman" w:hAnsi="Times New Roman" w:eastAsia="黑体"/>
           <w:b/>
           <w:color w:val="000000"/>
-          <w:sz w:val="26"/>
-        </w:rPr>
-        <w:t>6 讨论</w:t>
+          <w:sz w:val="19"/>
+        </w:rPr>
+        <w:t>5.11 构造性后续：显式去相关使门控恢复增益</w:t>
       </w:r>
     </w:p>
     <w:p>
@@ -15377,22 +15411,7 @@
           <w:color w:val="000000"/>
           <w:sz w:val="18"/>
         </w:rPr>
-        <w:t>讨论分四步：四类失效条件及其层级（6.1）、据此如何解释文献中报告的加权增益（6.2）、面向实践的决策矩阵（6.3）、面向未来评测的报告建议（6.4），以及仍然存在的局限（6.5）。</w:t>
-      </w:r>
-    </w:p>
-    <w:p>
-      <w:pPr>
-        <w:spacing w:before="120" w:after="60" w:line="276" w:lineRule="auto"/>
-        <w:jc w:val="left"/>
-      </w:pPr>
-      <w:r>
-        <w:rPr>
-          <w:rFonts w:ascii="Times New Roman" w:hAnsi="Times New Roman" w:eastAsia="黑体"/>
-          <w:b/>
-          <w:color w:val="000000"/>
-          <w:sz w:val="19"/>
-        </w:rPr>
-        <w:t>6.1 条件加权失效的四类条件</w:t>
+        <w:t>前面的章节诊断了门控为何惰性，但没有检验诊断是否可操作。如果失效来自视图近乎相同，那么强制把视图推开就应当恢复增益。我们固定数据、成员数、树预算、门控与种子，只改变成员之间共享特征的比例。</w:t>
       </w:r>
     </w:p>
     <w:p>
@@ -15404,11 +15423,20 @@
       <w:r>
         <w:rPr>
           <w:rFonts w:ascii="Times New Roman" w:hAnsi="Times New Roman" w:eastAsia="宋体"/>
-          <w:b w:val="0"/>
-          <w:color w:val="000000"/>
-          <w:sz w:val="18"/>
-        </w:rPr>
-        <w:t>第 4.3 节的命题与第 5.3 节的测量共同刻画了四类失效条件。前三类描述的是门控失效——无论权重如何都改不动标签；第四类描述的是集成本身在任意权重下都有害。它们不是互斥的，而是从强到弱的层次。</w:t>
+          <w:b/>
+          <w:color w:val="000000"/>
+          <w:sz w:val="18"/>
+        </w:rPr>
+        <w:t>干预设计。</w:t>
+      </w:r>
+      <w:r>
+        <w:rPr>
+          <w:rFonts w:ascii="Times New Roman" w:hAnsi="Times New Roman" w:eastAsia="宋体"/>
+          <w:b w:val="0"/>
+          <w:color w:val="000000"/>
+          <w:sz w:val="18"/>
+        </w:rPr>
+        <w:t xml:space="preserve"> 四个森林各使用 15 维特征视图。重叠度为 1.0 时四个视图都是卡方 top-15，复现 5.2–5.4 节的共享视图区制；重叠度为 0.0 时四个视图是卡方排序的四个互斥块。门控保持不变：在 OOF 概率与描述子上训练四个风险模型，权重为 `exp(-risk/T)`，投影到熵不超过 0.95、KL 不超过 0.10 的带内，T 在验证集上选择。对照是完全相同的四个成员的等权融合。</w:t>
       </w:r>
     </w:p>
     <w:p>
@@ -15424,16 +15452,16 @@
           <w:color w:val="000000"/>
           <w:sz w:val="18"/>
         </w:rPr>
-        <w:t>条件 A：专家输出一致。</w:t>
-      </w:r>
-      <w:r>
-        <w:rPr>
-          <w:rFonts w:ascii="Times New Roman" w:hAnsi="Times New Roman" w:eastAsia="宋体"/>
-          <w:b w:val="0"/>
-          <w:color w:val="000000"/>
-          <w:sz w:val="18"/>
-        </w:rPr>
-        <w:t xml:space="preserve"> 当不同特征视图训练出的森林在同一输入上给出相同后验时，任何凸权重都无法改变输出（命题 1）。这在流特征场景下比想象中常见：卡方、互信息与方差分析选出的前 60 维特征高度重叠，全特征视图的额外维度中又有 12 维是恒定列。5.3 节的测量六给出了这一条件的定量边界：当专家两两分歧率为 0.20%–0.36% 时，门控增益在 6 次运行中全部恰好为零；只有当分歧率提高到 3%–6% 时，增益才稳定为正。因此条件 A 不是「专家完全相同」这一理想情形，而是一个在真实流特征数据上会被轻易满足的宽松条件。</w:t>
+        <w:t>结果。</w:t>
+      </w:r>
+      <w:r>
+        <w:rPr>
+          <w:rFonts w:ascii="Times New Roman" w:hAnsi="Times New Roman" w:eastAsia="宋体"/>
+          <w:b w:val="0"/>
+          <w:color w:val="000000"/>
+          <w:sz w:val="18"/>
+        </w:rPr>
+        <w:t xml:space="preserve"> 干预把两个量同时推向预测方向。在 53 237 条总体上，重叠度 1.0 的成对分歧率为 0.65%，十种子增益 +0.00030；重叠度 0.0 的分歧率为 3.54%，增益 +0.02640（标准差 0.00177；90% 区间 [0.02538, 0.02743]；10/10 为正）。质量匹配版本只选择验证 Macro-F1 落在 0.005 带宽内的四个候选视图（实际极差 0.0015–0.0072），增益仍有 +0.00736（标准差 0.00476；区间 [0.00460, 0.01011]；10/10 McNemar 显著）。匹配版本是多样性效应的保守估计；自动版本还利用了块间的质量差。</w:t>
       </w:r>
     </w:p>
     <w:p>
@@ -15449,16 +15477,16 @@
           <w:color w:val="000000"/>
           <w:sz w:val="18"/>
         </w:rPr>
-        <w:t>条件 B：决策边距支配权重扰动。</w:t>
-      </w:r>
-      <w:r>
-        <w:rPr>
-          <w:rFonts w:ascii="Times New Roman" w:hAnsi="Times New Roman" w:eastAsia="宋体"/>
-          <w:b w:val="0"/>
-          <w:color w:val="000000"/>
-          <w:sz w:val="18"/>
-        </w:rPr>
-        <w:t xml:space="preserve"> 即使专家不完全一致，只要最小边距大于权重扰动可能造成的概率移动，硬标签仍不变（命题 2）。本文测得的平均概率 L1 变化为 0.000299，最大为 0.003473，而中位类别边距为 1.0，比最大的概率移动还大约三个数量级。测量四给出了形式化判据：在事前上界下，99.91% 的样本可证明不受权重影响，边距与扰动上界的比值中位数为 3469 至 5038 倍。</w:t>
+        <w:t>规模与外部有效性。</w:t>
+      </w:r>
+      <w:r>
+        <w:rPr>
+          <w:rFonts w:ascii="Times New Roman" w:hAnsi="Times New Roman" w:eastAsia="宋体"/>
+          <w:b w:val="0"/>
+          <w:color w:val="000000"/>
+          <w:sz w:val="18"/>
+        </w:rPr>
+        <w:t xml:space="preserve"> 在完整 2 429 503 条语料上，自动干预的增益为 +0.09768（标准差 0.01038；区间 [0.09166, 0.10370]；10/10 为正），但门控 0.81928 只比最优单成员 0.81615 高 0.0031，而等权为 0.72160：大部分增益来自避开弱块，而不是互补。UNSW-NB15 上出现同样的区分：自动版 +0.00904（区间 [0.00586, 0.01222]；10/10），质量匹配版两个种子 +0.00350。两种区制性质不同：成员可比时，门控靠互补误差获益；成员差距大时，门控主要靠压低弱成员，上限是最优成员。</w:t>
       </w:r>
     </w:p>
     <w:p>
@@ -15474,16 +15502,16 @@
           <w:color w:val="000000"/>
           <w:sz w:val="18"/>
         </w:rPr>
-        <w:t>条件 C：风险输出坍缩。</w:t>
-      </w:r>
-      <w:r>
-        <w:rPr>
-          <w:rFonts w:ascii="Times New Roman" w:hAnsi="Times New Roman" w:eastAsia="宋体"/>
-          <w:b w:val="0"/>
-          <w:color w:val="000000"/>
-          <w:sz w:val="18"/>
-        </w:rPr>
-        <w:t xml:space="preserve"> 当风险模型在不同专家上给出近似相等的输出时，权重退化为均匀（命题 3），机制在数值上等价于等权平均。本文测得的归一化权重熵为 0.99998，直接落在这一情形。</w:t>
+        <w:t>质量梯度。</w:t>
+      </w:r>
+      <w:r>
+        <w:rPr>
+          <w:rFonts w:ascii="Times New Roman" w:hAnsi="Times New Roman" w:eastAsia="宋体"/>
+          <w:b w:val="0"/>
+          <w:color w:val="000000"/>
+          <w:sz w:val="18"/>
+        </w:rPr>
+        <w:t xml:space="preserve"> 为分离两者，固定分歧率在 3.2%–3.7%，只改变四个成员的验证 F1 极差。CIC 上极差 0.005/0.020/0.040/0.060 对应增益 +0.0058/+0.0158/+0.0094/+0.0037；前三个极差下门控比最优成员高 +0.0068/+0.0133/+0.0149，在 0.060 时低 0.0081。关系是峰值约 0.02 的倒 U。UNSW 上峰值同样在 0.02（+0.0047），但曲线在不确定度内接近平坦。表 8 汇总干预结果；梯度作为诊断曲面在正文讨论，不单列为部署比较。</w:t>
       </w:r>
     </w:p>
     <w:p>
@@ -15499,16 +15527,812 @@
           <w:color w:val="000000"/>
           <w:sz w:val="18"/>
         </w:rPr>
-        <w:t>条件 D：成员异质。</w:t>
-      </w:r>
-      <w:r>
-        <w:rPr>
-          <w:rFonts w:ascii="Times New Roman" w:hAnsi="Times New Roman" w:eastAsia="宋体"/>
-          <w:b w:val="0"/>
-          <w:color w:val="000000"/>
-          <w:sz w:val="18"/>
-        </w:rPr>
-        <w:t xml:space="preserve"> 前三个条件描述的是门控失效，第四类性质不同：当参与融合的成员质量不齐时，集成的上限由各成员得分的加权平均加上它们提供的多样性收益决定 [9]，因此无法靠重新分配权重修复——这个界是成员集合的属性，不是门控的属性。在截断总体上，四个特征视图的得分相差不到 0.002（表4a），该界很松；而在全语料上，全特征视图比卡方视图低 0.021397，四路平均中一个这样的成员就解释了全部实测差异：预测 0.021397/4 = 0.005349，实测 −0.005533。同一算式在 413 209 条总体（0.004249/4 = 0.001062，实测 −0.001137）与主总体（0.002068/4 = 0.000517，实测 −0.000456）上同样成立，因此诊断应是比较成员得分，而不是比较权重。</w:t>
+        <w:t>表8 显式去相关干预：相对同成员等权融合的增益</w:t>
+      </w:r>
+    </w:p>
+    <w:tbl>
+      <w:tblPr>
+        <w:tblW w:type="auto" w:w="0"/>
+        <w:tblLayout w:type="autofit"/>
+        <w:tblLook w:firstColumn="1" w:firstRow="1" w:lastColumn="0" w:lastRow="0" w:noHBand="0" w:noVBand="1" w:val="04A0"/>
+        <w:tblBorders>
+          <w:left w:val="none"/>
+          <w:right w:val="none"/>
+          <w:insideV w:val="none"/>
+          <w:top w:val="single" w:sz="12" w:color="000000"/>
+          <w:bottom w:val="single" w:sz="12" w:color="000000"/>
+          <w:insideH w:val="single" w:sz="4" w:color="000000"/>
+        </w:tblBorders>
+      </w:tblPr>
+      <w:tblGrid>
+        <w:gridCol w:w="1644"/>
+        <w:gridCol w:w="1644"/>
+        <w:gridCol w:w="1644"/>
+        <w:gridCol w:w="1644"/>
+        <w:gridCol w:w="1644"/>
+        <w:gridCol w:w="1644"/>
+      </w:tblGrid>
+      <w:tr>
+        <w:tc>
+          <w:tcPr>
+            <w:tcW w:type="dxa" w:w="1644"/>
+          </w:tcPr>
+          <w:p>
+            <w:pPr>
+              <w:spacing w:after="0" w:line="240" w:lineRule="auto"/>
+              <w:jc w:val="left"/>
+            </w:pPr>
+            <w:r/>
+            <w:r>
+              <w:rPr>
+                <w:rFonts w:ascii="Times New Roman" w:hAnsi="Times New Roman" w:eastAsia="宋体"/>
+                <w:b/>
+                <w:color w:val="000000"/>
+                <w:sz w:val="15"/>
+              </w:rPr>
+              <w:t>设置</w:t>
+            </w:r>
+          </w:p>
+        </w:tc>
+        <w:tc>
+          <w:tcPr>
+            <w:tcW w:type="dxa" w:w="1644"/>
+          </w:tcPr>
+          <w:p>
+            <w:pPr>
+              <w:spacing w:after="0" w:line="240" w:lineRule="auto"/>
+              <w:jc w:val="left"/>
+            </w:pPr>
+            <w:r/>
+            <w:r>
+              <w:rPr>
+                <w:rFonts w:ascii="Times New Roman" w:hAnsi="Times New Roman" w:eastAsia="宋体"/>
+                <w:b/>
+                <w:color w:val="000000"/>
+                <w:sz w:val="15"/>
+              </w:rPr>
+              <w:t>总体</w:t>
+            </w:r>
+          </w:p>
+        </w:tc>
+        <w:tc>
+          <w:tcPr>
+            <w:tcW w:type="dxa" w:w="1644"/>
+          </w:tcPr>
+          <w:p>
+            <w:pPr>
+              <w:spacing w:after="0" w:line="240" w:lineRule="auto"/>
+              <w:jc w:val="left"/>
+            </w:pPr>
+            <w:r/>
+            <w:r>
+              <w:rPr>
+                <w:rFonts w:ascii="Times New Roman" w:hAnsi="Times New Roman" w:eastAsia="宋体"/>
+                <w:b/>
+                <w:color w:val="000000"/>
+                <w:sz w:val="15"/>
+              </w:rPr>
+              <w:t>种子数</w:t>
+            </w:r>
+          </w:p>
+        </w:tc>
+        <w:tc>
+          <w:tcPr>
+            <w:tcW w:type="dxa" w:w="1644"/>
+          </w:tcPr>
+          <w:p>
+            <w:pPr>
+              <w:spacing w:after="0" w:line="240" w:lineRule="auto"/>
+              <w:jc w:val="left"/>
+            </w:pPr>
+            <w:r/>
+            <w:r>
+              <w:rPr>
+                <w:rFonts w:ascii="Times New Roman" w:hAnsi="Times New Roman" w:eastAsia="宋体"/>
+                <w:b/>
+                <w:color w:val="000000"/>
+                <w:sz w:val="15"/>
+              </w:rPr>
+              <w:t>增益</w:t>
+            </w:r>
+          </w:p>
+        </w:tc>
+        <w:tc>
+          <w:tcPr>
+            <w:tcW w:type="dxa" w:w="1644"/>
+          </w:tcPr>
+          <w:p>
+            <w:pPr>
+              <w:spacing w:after="0" w:line="240" w:lineRule="auto"/>
+              <w:jc w:val="left"/>
+            </w:pPr>
+            <w:r/>
+            <w:r>
+              <w:rPr>
+                <w:rFonts w:ascii="Times New Roman" w:hAnsi="Times New Roman" w:eastAsia="宋体"/>
+                <w:b/>
+                <w:color w:val="000000"/>
+                <w:sz w:val="15"/>
+              </w:rPr>
+              <w:t>90% 区间</w:t>
+            </w:r>
+          </w:p>
+        </w:tc>
+        <w:tc>
+          <w:tcPr>
+            <w:tcW w:type="dxa" w:w="1644"/>
+          </w:tcPr>
+          <w:p>
+            <w:pPr>
+              <w:spacing w:after="0" w:line="240" w:lineRule="auto"/>
+              <w:jc w:val="left"/>
+            </w:pPr>
+            <w:r/>
+            <w:r>
+              <w:rPr>
+                <w:rFonts w:ascii="Times New Roman" w:hAnsi="Times New Roman" w:eastAsia="宋体"/>
+                <w:b/>
+                <w:color w:val="000000"/>
+                <w:sz w:val="15"/>
+              </w:rPr>
+              <w:t>为正</w:t>
+            </w:r>
+          </w:p>
+        </w:tc>
+      </w:tr>
+      <w:tr>
+        <w:tc>
+          <w:tcPr>
+            <w:tcW w:type="dxa" w:w="1644"/>
+          </w:tcPr>
+          <w:p>
+            <w:pPr>
+              <w:spacing w:after="0" w:line="240" w:lineRule="auto"/>
+              <w:jc w:val="left"/>
+            </w:pPr>
+            <w:r/>
+            <w:r>
+              <w:rPr>
+                <w:rFonts w:ascii="Times New Roman" w:hAnsi="Times New Roman" w:eastAsia="宋体"/>
+                <w:b w:val="0"/>
+                <w:color w:val="000000"/>
+                <w:sz w:val="15"/>
+              </w:rPr>
+              <w:t>自动 EDG</w:t>
+            </w:r>
+          </w:p>
+        </w:tc>
+        <w:tc>
+          <w:tcPr>
+            <w:tcW w:type="dxa" w:w="1644"/>
+          </w:tcPr>
+          <w:p>
+            <w:pPr>
+              <w:spacing w:after="0" w:line="240" w:lineRule="auto"/>
+              <w:jc w:val="left"/>
+            </w:pPr>
+            <w:r/>
+            <w:r>
+              <w:rPr>
+                <w:rFonts w:ascii="Times New Roman" w:hAnsi="Times New Roman" w:eastAsia="宋体"/>
+                <w:b w:val="0"/>
+                <w:color w:val="000000"/>
+                <w:sz w:val="15"/>
+              </w:rPr>
+              <w:t>CIC 53 237 条</w:t>
+            </w:r>
+          </w:p>
+        </w:tc>
+        <w:tc>
+          <w:tcPr>
+            <w:tcW w:type="dxa" w:w="1644"/>
+          </w:tcPr>
+          <w:p>
+            <w:pPr>
+              <w:spacing w:after="0" w:line="240" w:lineRule="auto"/>
+              <w:jc w:val="left"/>
+            </w:pPr>
+            <w:r/>
+            <w:r>
+              <w:rPr>
+                <w:rFonts w:ascii="Times New Roman" w:hAnsi="Times New Roman" w:eastAsia="宋体"/>
+                <w:b w:val="0"/>
+                <w:color w:val="000000"/>
+                <w:sz w:val="15"/>
+              </w:rPr>
+              <w:t>10</w:t>
+            </w:r>
+          </w:p>
+        </w:tc>
+        <w:tc>
+          <w:tcPr>
+            <w:tcW w:type="dxa" w:w="1644"/>
+          </w:tcPr>
+          <w:p>
+            <w:pPr>
+              <w:spacing w:after="0" w:line="240" w:lineRule="auto"/>
+              <w:jc w:val="left"/>
+            </w:pPr>
+            <w:r/>
+            <w:r>
+              <w:rPr>
+                <w:rFonts w:ascii="Times New Roman" w:hAnsi="Times New Roman" w:eastAsia="宋体"/>
+                <w:b w:val="0"/>
+                <w:color w:val="000000"/>
+                <w:sz w:val="15"/>
+              </w:rPr>
+              <w:t>+0.02640</w:t>
+            </w:r>
+          </w:p>
+        </w:tc>
+        <w:tc>
+          <w:tcPr>
+            <w:tcW w:type="dxa" w:w="1644"/>
+          </w:tcPr>
+          <w:p>
+            <w:pPr>
+              <w:spacing w:after="0" w:line="240" w:lineRule="auto"/>
+              <w:jc w:val="left"/>
+            </w:pPr>
+            <w:r/>
+            <w:r>
+              <w:rPr>
+                <w:rFonts w:ascii="Times New Roman" w:hAnsi="Times New Roman" w:eastAsia="宋体"/>
+                <w:b w:val="0"/>
+                <w:color w:val="000000"/>
+                <w:sz w:val="15"/>
+              </w:rPr>
+              <w:t>[0.02538, 0.02743]</w:t>
+            </w:r>
+          </w:p>
+        </w:tc>
+        <w:tc>
+          <w:tcPr>
+            <w:tcW w:type="dxa" w:w="1644"/>
+          </w:tcPr>
+          <w:p>
+            <w:pPr>
+              <w:spacing w:after="0" w:line="240" w:lineRule="auto"/>
+              <w:jc w:val="left"/>
+            </w:pPr>
+            <w:r/>
+            <w:r>
+              <w:rPr>
+                <w:rFonts w:ascii="Times New Roman" w:hAnsi="Times New Roman" w:eastAsia="宋体"/>
+                <w:b w:val="0"/>
+                <w:color w:val="000000"/>
+                <w:sz w:val="15"/>
+              </w:rPr>
+              <w:t>10/10</w:t>
+            </w:r>
+          </w:p>
+        </w:tc>
+      </w:tr>
+      <w:tr>
+        <w:tc>
+          <w:tcPr>
+            <w:tcW w:type="dxa" w:w="1644"/>
+          </w:tcPr>
+          <w:p>
+            <w:pPr>
+              <w:spacing w:after="0" w:line="240" w:lineRule="auto"/>
+              <w:jc w:val="left"/>
+            </w:pPr>
+            <w:r/>
+            <w:r>
+              <w:rPr>
+                <w:rFonts w:ascii="Times New Roman" w:hAnsi="Times New Roman" w:eastAsia="宋体"/>
+                <w:b w:val="0"/>
+                <w:color w:val="000000"/>
+                <w:sz w:val="15"/>
+              </w:rPr>
+              <w:t>质量匹配 EDG</w:t>
+            </w:r>
+          </w:p>
+        </w:tc>
+        <w:tc>
+          <w:tcPr>
+            <w:tcW w:type="dxa" w:w="1644"/>
+          </w:tcPr>
+          <w:p>
+            <w:pPr>
+              <w:spacing w:after="0" w:line="240" w:lineRule="auto"/>
+              <w:jc w:val="left"/>
+            </w:pPr>
+            <w:r/>
+            <w:r>
+              <w:rPr>
+                <w:rFonts w:ascii="Times New Roman" w:hAnsi="Times New Roman" w:eastAsia="宋体"/>
+                <w:b w:val="0"/>
+                <w:color w:val="000000"/>
+                <w:sz w:val="15"/>
+              </w:rPr>
+              <w:t>CIC 53 237 条</w:t>
+            </w:r>
+          </w:p>
+        </w:tc>
+        <w:tc>
+          <w:tcPr>
+            <w:tcW w:type="dxa" w:w="1644"/>
+          </w:tcPr>
+          <w:p>
+            <w:pPr>
+              <w:spacing w:after="0" w:line="240" w:lineRule="auto"/>
+              <w:jc w:val="left"/>
+            </w:pPr>
+            <w:r/>
+            <w:r>
+              <w:rPr>
+                <w:rFonts w:ascii="Times New Roman" w:hAnsi="Times New Roman" w:eastAsia="宋体"/>
+                <w:b w:val="0"/>
+                <w:color w:val="000000"/>
+                <w:sz w:val="15"/>
+              </w:rPr>
+              <w:t>10</w:t>
+            </w:r>
+          </w:p>
+        </w:tc>
+        <w:tc>
+          <w:tcPr>
+            <w:tcW w:type="dxa" w:w="1644"/>
+          </w:tcPr>
+          <w:p>
+            <w:pPr>
+              <w:spacing w:after="0" w:line="240" w:lineRule="auto"/>
+              <w:jc w:val="left"/>
+            </w:pPr>
+            <w:r/>
+            <w:r>
+              <w:rPr>
+                <w:rFonts w:ascii="Times New Roman" w:hAnsi="Times New Roman" w:eastAsia="宋体"/>
+                <w:b w:val="0"/>
+                <w:color w:val="000000"/>
+                <w:sz w:val="15"/>
+              </w:rPr>
+              <w:t>+0.00736</w:t>
+            </w:r>
+          </w:p>
+        </w:tc>
+        <w:tc>
+          <w:tcPr>
+            <w:tcW w:type="dxa" w:w="1644"/>
+          </w:tcPr>
+          <w:p>
+            <w:pPr>
+              <w:spacing w:after="0" w:line="240" w:lineRule="auto"/>
+              <w:jc w:val="left"/>
+            </w:pPr>
+            <w:r/>
+            <w:r>
+              <w:rPr>
+                <w:rFonts w:ascii="Times New Roman" w:hAnsi="Times New Roman" w:eastAsia="宋体"/>
+                <w:b w:val="0"/>
+                <w:color w:val="000000"/>
+                <w:sz w:val="15"/>
+              </w:rPr>
+              <w:t>[0.00460, 0.01011]</w:t>
+            </w:r>
+          </w:p>
+        </w:tc>
+        <w:tc>
+          <w:tcPr>
+            <w:tcW w:type="dxa" w:w="1644"/>
+          </w:tcPr>
+          <w:p>
+            <w:pPr>
+              <w:spacing w:after="0" w:line="240" w:lineRule="auto"/>
+              <w:jc w:val="left"/>
+            </w:pPr>
+            <w:r/>
+            <w:r>
+              <w:rPr>
+                <w:rFonts w:ascii="Times New Roman" w:hAnsi="Times New Roman" w:eastAsia="宋体"/>
+                <w:b w:val="0"/>
+                <w:color w:val="000000"/>
+                <w:sz w:val="15"/>
+              </w:rPr>
+              <w:t>10/10</w:t>
+            </w:r>
+          </w:p>
+        </w:tc>
+      </w:tr>
+      <w:tr>
+        <w:tc>
+          <w:tcPr>
+            <w:tcW w:type="dxa" w:w="1644"/>
+          </w:tcPr>
+          <w:p>
+            <w:pPr>
+              <w:spacing w:after="0" w:line="240" w:lineRule="auto"/>
+              <w:jc w:val="left"/>
+            </w:pPr>
+            <w:r/>
+            <w:r>
+              <w:rPr>
+                <w:rFonts w:ascii="Times New Roman" w:hAnsi="Times New Roman" w:eastAsia="宋体"/>
+                <w:b w:val="0"/>
+                <w:color w:val="000000"/>
+                <w:sz w:val="15"/>
+              </w:rPr>
+              <w:t>自动 EDG</w:t>
+            </w:r>
+          </w:p>
+        </w:tc>
+        <w:tc>
+          <w:tcPr>
+            <w:tcW w:type="dxa" w:w="1644"/>
+          </w:tcPr>
+          <w:p>
+            <w:pPr>
+              <w:spacing w:after="0" w:line="240" w:lineRule="auto"/>
+              <w:jc w:val="left"/>
+            </w:pPr>
+            <w:r/>
+            <w:r>
+              <w:rPr>
+                <w:rFonts w:ascii="Times New Roman" w:hAnsi="Times New Roman" w:eastAsia="宋体"/>
+                <w:b w:val="0"/>
+                <w:color w:val="000000"/>
+                <w:sz w:val="15"/>
+              </w:rPr>
+              <w:t>CIC 2 429 503 条</w:t>
+            </w:r>
+          </w:p>
+        </w:tc>
+        <w:tc>
+          <w:tcPr>
+            <w:tcW w:type="dxa" w:w="1644"/>
+          </w:tcPr>
+          <w:p>
+            <w:pPr>
+              <w:spacing w:after="0" w:line="240" w:lineRule="auto"/>
+              <w:jc w:val="left"/>
+            </w:pPr>
+            <w:r/>
+            <w:r>
+              <w:rPr>
+                <w:rFonts w:ascii="Times New Roman" w:hAnsi="Times New Roman" w:eastAsia="宋体"/>
+                <w:b w:val="0"/>
+                <w:color w:val="000000"/>
+                <w:sz w:val="15"/>
+              </w:rPr>
+              <w:t>10</w:t>
+            </w:r>
+          </w:p>
+        </w:tc>
+        <w:tc>
+          <w:tcPr>
+            <w:tcW w:type="dxa" w:w="1644"/>
+          </w:tcPr>
+          <w:p>
+            <w:pPr>
+              <w:spacing w:after="0" w:line="240" w:lineRule="auto"/>
+              <w:jc w:val="left"/>
+            </w:pPr>
+            <w:r/>
+            <w:r>
+              <w:rPr>
+                <w:rFonts w:ascii="Times New Roman" w:hAnsi="Times New Roman" w:eastAsia="宋体"/>
+                <w:b w:val="0"/>
+                <w:color w:val="000000"/>
+                <w:sz w:val="15"/>
+              </w:rPr>
+              <w:t>+0.09768</w:t>
+            </w:r>
+          </w:p>
+        </w:tc>
+        <w:tc>
+          <w:tcPr>
+            <w:tcW w:type="dxa" w:w="1644"/>
+          </w:tcPr>
+          <w:p>
+            <w:pPr>
+              <w:spacing w:after="0" w:line="240" w:lineRule="auto"/>
+              <w:jc w:val="left"/>
+            </w:pPr>
+            <w:r/>
+            <w:r>
+              <w:rPr>
+                <w:rFonts w:ascii="Times New Roman" w:hAnsi="Times New Roman" w:eastAsia="宋体"/>
+                <w:b w:val="0"/>
+                <w:color w:val="000000"/>
+                <w:sz w:val="15"/>
+              </w:rPr>
+              <w:t>[0.09166, 0.10370]</w:t>
+            </w:r>
+          </w:p>
+        </w:tc>
+        <w:tc>
+          <w:tcPr>
+            <w:tcW w:type="dxa" w:w="1644"/>
+          </w:tcPr>
+          <w:p>
+            <w:pPr>
+              <w:spacing w:after="0" w:line="240" w:lineRule="auto"/>
+              <w:jc w:val="left"/>
+            </w:pPr>
+            <w:r/>
+            <w:r>
+              <w:rPr>
+                <w:rFonts w:ascii="Times New Roman" w:hAnsi="Times New Roman" w:eastAsia="宋体"/>
+                <w:b w:val="0"/>
+                <w:color w:val="000000"/>
+                <w:sz w:val="15"/>
+              </w:rPr>
+              <w:t>10/10</w:t>
+            </w:r>
+          </w:p>
+        </w:tc>
+      </w:tr>
+      <w:tr>
+        <w:tc>
+          <w:tcPr>
+            <w:tcW w:type="dxa" w:w="1644"/>
+          </w:tcPr>
+          <w:p>
+            <w:pPr>
+              <w:spacing w:after="0" w:line="240" w:lineRule="auto"/>
+              <w:jc w:val="left"/>
+            </w:pPr>
+            <w:r/>
+            <w:r>
+              <w:rPr>
+                <w:rFonts w:ascii="Times New Roman" w:hAnsi="Times New Roman" w:eastAsia="宋体"/>
+                <w:b w:val="0"/>
+                <w:color w:val="000000"/>
+                <w:sz w:val="15"/>
+              </w:rPr>
+              <w:t>自动 EDG</w:t>
+            </w:r>
+          </w:p>
+        </w:tc>
+        <w:tc>
+          <w:tcPr>
+            <w:tcW w:type="dxa" w:w="1644"/>
+          </w:tcPr>
+          <w:p>
+            <w:pPr>
+              <w:spacing w:after="0" w:line="240" w:lineRule="auto"/>
+              <w:jc w:val="left"/>
+            </w:pPr>
+            <w:r/>
+            <w:r>
+              <w:rPr>
+                <w:rFonts w:ascii="Times New Roman" w:hAnsi="Times New Roman" w:eastAsia="宋体"/>
+                <w:b w:val="0"/>
+                <w:color w:val="000000"/>
+                <w:sz w:val="15"/>
+              </w:rPr>
+              <w:t>UNSW-NB15，82 332 条测试</w:t>
+            </w:r>
+          </w:p>
+        </w:tc>
+        <w:tc>
+          <w:tcPr>
+            <w:tcW w:type="dxa" w:w="1644"/>
+          </w:tcPr>
+          <w:p>
+            <w:pPr>
+              <w:spacing w:after="0" w:line="240" w:lineRule="auto"/>
+              <w:jc w:val="left"/>
+            </w:pPr>
+            <w:r/>
+            <w:r>
+              <w:rPr>
+                <w:rFonts w:ascii="Times New Roman" w:hAnsi="Times New Roman" w:eastAsia="宋体"/>
+                <w:b w:val="0"/>
+                <w:color w:val="000000"/>
+                <w:sz w:val="15"/>
+              </w:rPr>
+              <w:t>10</w:t>
+            </w:r>
+          </w:p>
+        </w:tc>
+        <w:tc>
+          <w:tcPr>
+            <w:tcW w:type="dxa" w:w="1644"/>
+          </w:tcPr>
+          <w:p>
+            <w:pPr>
+              <w:spacing w:after="0" w:line="240" w:lineRule="auto"/>
+              <w:jc w:val="left"/>
+            </w:pPr>
+            <w:r/>
+            <w:r>
+              <w:rPr>
+                <w:rFonts w:ascii="Times New Roman" w:hAnsi="Times New Roman" w:eastAsia="宋体"/>
+                <w:b w:val="0"/>
+                <w:color w:val="000000"/>
+                <w:sz w:val="15"/>
+              </w:rPr>
+              <w:t>+0.00904</w:t>
+            </w:r>
+          </w:p>
+        </w:tc>
+        <w:tc>
+          <w:tcPr>
+            <w:tcW w:type="dxa" w:w="1644"/>
+          </w:tcPr>
+          <w:p>
+            <w:pPr>
+              <w:spacing w:after="0" w:line="240" w:lineRule="auto"/>
+              <w:jc w:val="left"/>
+            </w:pPr>
+            <w:r/>
+            <w:r>
+              <w:rPr>
+                <w:rFonts w:ascii="Times New Roman" w:hAnsi="Times New Roman" w:eastAsia="宋体"/>
+                <w:b w:val="0"/>
+                <w:color w:val="000000"/>
+                <w:sz w:val="15"/>
+              </w:rPr>
+              <w:t>[0.00586, 0.01222]</w:t>
+            </w:r>
+          </w:p>
+        </w:tc>
+        <w:tc>
+          <w:tcPr>
+            <w:tcW w:type="dxa" w:w="1644"/>
+          </w:tcPr>
+          <w:p>
+            <w:pPr>
+              <w:spacing w:after="0" w:line="240" w:lineRule="auto"/>
+              <w:jc w:val="left"/>
+            </w:pPr>
+            <w:r/>
+            <w:r>
+              <w:rPr>
+                <w:rFonts w:ascii="Times New Roman" w:hAnsi="Times New Roman" w:eastAsia="宋体"/>
+                <w:b w:val="0"/>
+                <w:color w:val="000000"/>
+                <w:sz w:val="15"/>
+              </w:rPr>
+              <w:t>10/10</w:t>
+            </w:r>
+          </w:p>
+        </w:tc>
+      </w:tr>
+      <w:tr>
+        <w:tc>
+          <w:tcPr>
+            <w:tcW w:type="dxa" w:w="1644"/>
+          </w:tcPr>
+          <w:p>
+            <w:pPr>
+              <w:spacing w:after="0" w:line="240" w:lineRule="auto"/>
+              <w:jc w:val="left"/>
+            </w:pPr>
+            <w:r/>
+            <w:r>
+              <w:rPr>
+                <w:rFonts w:ascii="Times New Roman" w:hAnsi="Times New Roman" w:eastAsia="宋体"/>
+                <w:b w:val="0"/>
+                <w:color w:val="000000"/>
+                <w:sz w:val="15"/>
+              </w:rPr>
+              <w:t>质量匹配 EDG</w:t>
+            </w:r>
+          </w:p>
+        </w:tc>
+        <w:tc>
+          <w:tcPr>
+            <w:tcW w:type="dxa" w:w="1644"/>
+          </w:tcPr>
+          <w:p>
+            <w:pPr>
+              <w:spacing w:after="0" w:line="240" w:lineRule="auto"/>
+              <w:jc w:val="left"/>
+            </w:pPr>
+            <w:r/>
+            <w:r>
+              <w:rPr>
+                <w:rFonts w:ascii="Times New Roman" w:hAnsi="Times New Roman" w:eastAsia="宋体"/>
+                <w:b w:val="0"/>
+                <w:color w:val="000000"/>
+                <w:sz w:val="15"/>
+              </w:rPr>
+              <w:t>UNSW-NB15</w:t>
+            </w:r>
+          </w:p>
+        </w:tc>
+        <w:tc>
+          <w:tcPr>
+            <w:tcW w:type="dxa" w:w="1644"/>
+          </w:tcPr>
+          <w:p>
+            <w:pPr>
+              <w:spacing w:after="0" w:line="240" w:lineRule="auto"/>
+              <w:jc w:val="left"/>
+            </w:pPr>
+            <w:r/>
+            <w:r>
+              <w:rPr>
+                <w:rFonts w:ascii="Times New Roman" w:hAnsi="Times New Roman" w:eastAsia="宋体"/>
+                <w:b w:val="0"/>
+                <w:color w:val="000000"/>
+                <w:sz w:val="15"/>
+              </w:rPr>
+              <w:t>2</w:t>
+            </w:r>
+          </w:p>
+        </w:tc>
+        <w:tc>
+          <w:tcPr>
+            <w:tcW w:type="dxa" w:w="1644"/>
+          </w:tcPr>
+          <w:p>
+            <w:pPr>
+              <w:spacing w:after="0" w:line="240" w:lineRule="auto"/>
+              <w:jc w:val="left"/>
+            </w:pPr>
+            <w:r/>
+            <w:r>
+              <w:rPr>
+                <w:rFonts w:ascii="Times New Roman" w:hAnsi="Times New Roman" w:eastAsia="宋体"/>
+                <w:b w:val="0"/>
+                <w:color w:val="000000"/>
+                <w:sz w:val="15"/>
+              </w:rPr>
+              <w:t>+0.00350</w:t>
+            </w:r>
+          </w:p>
+        </w:tc>
+        <w:tc>
+          <w:tcPr>
+            <w:tcW w:type="dxa" w:w="1644"/>
+          </w:tcPr>
+          <w:p>
+            <w:pPr>
+              <w:spacing w:after="0" w:line="240" w:lineRule="auto"/>
+              <w:jc w:val="left"/>
+            </w:pPr>
+            <w:r/>
+            <w:r>
+              <w:rPr>
+                <w:rFonts w:ascii="Times New Roman" w:hAnsi="Times New Roman" w:eastAsia="宋体"/>
+                <w:b w:val="0"/>
+                <w:color w:val="000000"/>
+                <w:sz w:val="15"/>
+              </w:rPr>
+              <w:t>n/a</w:t>
+            </w:r>
+          </w:p>
+        </w:tc>
+        <w:tc>
+          <w:tcPr>
+            <w:tcW w:type="dxa" w:w="1644"/>
+          </w:tcPr>
+          <w:p>
+            <w:pPr>
+              <w:spacing w:after="0" w:line="240" w:lineRule="auto"/>
+              <w:jc w:val="left"/>
+            </w:pPr>
+            <w:r/>
+            <w:r>
+              <w:rPr>
+                <w:rFonts w:ascii="Times New Roman" w:hAnsi="Times New Roman" w:eastAsia="宋体"/>
+                <w:b w:val="0"/>
+                <w:color w:val="000000"/>
+                <w:sz w:val="15"/>
+              </w:rPr>
+              <w:t>2/2</w:t>
+            </w:r>
+          </w:p>
+        </w:tc>
+      </w:tr>
+    </w:tbl>
+    <w:p>
+      <w:pPr>
+        <w:spacing w:before="0" w:after="0" w:line="276" w:lineRule="auto"/>
+        <w:jc w:val="both"/>
+      </w:pPr>
+      <w:r>
+        <w:rPr>
+          <w:rFonts w:ascii="Times New Roman" w:hAnsi="Times New Roman" w:eastAsia="宋体"/>
+          <w:b w:val="0"/>
+          <w:color w:val="000000"/>
+          <w:sz w:val="12"/>
+        </w:rPr>
       </w:r>
     </w:p>
     <w:p>
@@ -15520,34 +16344,25 @@
       <w:r>
         <w:rPr>
           <w:rFonts w:ascii="Times New Roman" w:hAnsi="Times New Roman" w:eastAsia="宋体"/>
-          <w:b w:val="0"/>
-          <w:color w:val="000000"/>
-          <w:sz w:val="18"/>
-        </w:rPr>
-        <w:t>四类条件给出一个可操作的诊断流程：</w:t>
-      </w:r>
-      <w:r>
-        <w:rPr>
-          <w:rFonts w:ascii="Times New Roman" w:hAnsi="Times New Roman" w:eastAsia="宋体"/>
           <w:b/>
           <w:color w:val="000000"/>
           <w:sz w:val="18"/>
         </w:rPr>
-        <w:t>先测权重熵，再测预测分歧，然后是成员得分的离散度，最后才看性能差。</w:t>
-      </w:r>
-      <w:r>
-        <w:rPr>
-          <w:rFonts w:ascii="Times New Roman" w:hAnsi="Times New Roman" w:eastAsia="宋体"/>
-          <w:b w:val="0"/>
-          <w:color w:val="000000"/>
-          <w:sz w:val="18"/>
-        </w:rPr>
-        <w:t xml:space="preserve"> 如果权重熵接近 1 且分歧条数为 0，那么继续调门控的超参数不会带来增益，因为问题不在超参数；如果成员得分的跨度超过你关心的差异量级，那么集成的上限由最弱成员决定，任何权重方案都救不回来。</w:t>
-      </w:r>
-    </w:p>
-    <w:p>
-      <w:pPr>
-        <w:spacing w:before="120" w:after="60" w:line="276" w:lineRule="auto"/>
+        <w:t>这意味着什么。</w:t>
+      </w:r>
+      <w:r>
+        <w:rPr>
+          <w:rFonts w:ascii="Times New Roman" w:hAnsi="Times New Roman" w:eastAsia="宋体"/>
+          <w:b w:val="0"/>
+          <w:color w:val="000000"/>
+          <w:sz w:val="18"/>
+        </w:rPr>
+        <w:t xml:space="preserve"> 干预把 5.10 节的相关性剂量反应提升为因果陈述：其他条件固定时，把视图推开会恢复正增益，增益大小取决于质量极差。它并没有把条件加权变成普适改进。保守的多样性效应为 +0.0074，约为全量自动增益的十三分之一；UNSW 的匹配效应低于 0.005。因此实践建议是有条件的：如果部署能承受互斥视图且成员仍然有能力，去相关值得测试；如果视图共享或某个成员明显更弱，门控要么惰性，要么只是一个质量选择器。</w:t>
+      </w:r>
+    </w:p>
+    <w:p>
+      <w:pPr>
+        <w:spacing w:before="160" w:after="80" w:line="276" w:lineRule="auto"/>
         <w:jc w:val="left"/>
       </w:pPr>
       <w:r>
@@ -15555,9 +16370,9 @@
           <w:rFonts w:ascii="Times New Roman" w:hAnsi="Times New Roman" w:eastAsia="黑体"/>
           <w:b/>
           <w:color w:val="000000"/>
-          <w:sz w:val="19"/>
-        </w:rPr>
-        <w:t>6.2 如何解释文献中报告的"加权提升"</w:t>
+          <w:sz w:val="26"/>
+        </w:rPr>
+        <w:t>6 讨论</w:t>
       </w:r>
     </w:p>
     <w:p>
@@ -15573,25 +16388,22 @@
           <w:color w:val="000000"/>
           <w:sz w:val="18"/>
         </w:rPr>
-        <w:t>本文的结果并不意味着所有已发表的加权方法都是错的。它给出的是</w:t>
-      </w:r>
-      <w:r>
-        <w:rPr>
-          <w:rFonts w:ascii="Times New Roman" w:hAnsi="Times New Roman" w:eastAsia="宋体"/>
+        <w:t>讨论分四步：四类失效条件及其层级（6.1）、据此如何解释文献中报告的加权增益（6.2）、面向实践的决策矩阵（6.3）、面向未来评测的报告建议（6.4），以及仍然存在的局限（6.5）。</w:t>
+      </w:r>
+    </w:p>
+    <w:p>
+      <w:pPr>
+        <w:spacing w:before="120" w:after="60" w:line="276" w:lineRule="auto"/>
+        <w:jc w:val="left"/>
+      </w:pPr>
+      <w:r>
+        <w:rPr>
+          <w:rFonts w:ascii="Times New Roman" w:hAnsi="Times New Roman" w:eastAsia="黑体"/>
           <w:b/>
           <w:color w:val="000000"/>
-          <w:sz w:val="18"/>
-        </w:rPr>
-        <w:t>归因约束</w:t>
-      </w:r>
-      <w:r>
-        <w:rPr>
-          <w:rFonts w:ascii="Times New Roman" w:hAnsi="Times New Roman" w:eastAsia="宋体"/>
-          <w:b w:val="0"/>
-          <w:color w:val="000000"/>
-          <w:sz w:val="18"/>
-        </w:rPr>
-        <w:t>：在不控制重复样本、变换泄漏、类别先验与调参预算的情况下 [20-22]，观察到的"加权提升"至少有五种替代解释，而且五种解释在本文的对照实验中都有对应的量级。</w:t>
+          <w:sz w:val="19"/>
+        </w:rPr>
+        <w:t>6.1 条件加权失效的四类条件</w:t>
       </w:r>
     </w:p>
     <w:p>
@@ -15607,25 +16419,7 @@
           <w:color w:val="000000"/>
           <w:sz w:val="18"/>
         </w:rPr>
-        <w:t xml:space="preserve">1. </w:t>
-      </w:r>
-      <w:r>
-        <w:rPr>
-          <w:rFonts w:ascii="Times New Roman" w:hAnsi="Times New Roman" w:eastAsia="宋体"/>
-          <w:b/>
-          <w:color w:val="000000"/>
-          <w:sz w:val="18"/>
-        </w:rPr>
-        <w:t>划分噪声</w:t>
-      </w:r>
-      <w:r>
-        <w:rPr>
-          <w:rFonts w:ascii="Times New Roman" w:hAnsi="Times New Roman" w:eastAsia="宋体"/>
-          <w:b w:val="0"/>
-          <w:color w:val="000000"/>
-          <w:sz w:val="18"/>
-        </w:rPr>
-        <w:t>：十次重复划分会让 Macro-F1 波动约 0.011，超过本文测得的聚合规则差异与调参预算差异（最大 0.0078）；只有模型族差距（0.0318 与 0.0916）更大。</w:t>
+        <w:t>第 4.3 节的命题与第 5.3 节的测量共同刻画了四类失效条件。前三类描述的是门控失效——无论权重如何都改不动标签；第四类描述的是集成本身在任意权重下都有害。它们不是互斥的，而是从强到弱的层次。</w:t>
       </w:r>
     </w:p>
     <w:p>
@@ -15637,29 +16431,20 @@
       <w:r>
         <w:rPr>
           <w:rFonts w:ascii="Times New Roman" w:hAnsi="Times New Roman" w:eastAsia="宋体"/>
-          <w:b w:val="0"/>
-          <w:color w:val="000000"/>
-          <w:sz w:val="18"/>
-        </w:rPr>
-        <w:t xml:space="preserve">2. </w:t>
-      </w:r>
-      <w:r>
-        <w:rPr>
-          <w:rFonts w:ascii="Times New Roman" w:hAnsi="Times New Roman" w:eastAsia="宋体"/>
           <w:b/>
           <w:color w:val="000000"/>
           <w:sz w:val="18"/>
         </w:rPr>
-        <w:t>协议选择</w:t>
-      </w:r>
-      <w:r>
-        <w:rPr>
-          <w:rFonts w:ascii="Times New Roman" w:hAnsi="Times New Roman" w:eastAsia="宋体"/>
-          <w:b w:val="0"/>
-          <w:color w:val="000000"/>
-          <w:sz w:val="18"/>
-        </w:rPr>
-        <w:t>：把类别先验从平衡改为自然，Macro-F1 变化 +0.0725；把去重顺序反过来，至多 +0.0060。</w:t>
+        <w:t>条件 A：专家输出一致。</w:t>
+      </w:r>
+      <w:r>
+        <w:rPr>
+          <w:rFonts w:ascii="Times New Roman" w:hAnsi="Times New Roman" w:eastAsia="宋体"/>
+          <w:b w:val="0"/>
+          <w:color w:val="000000"/>
+          <w:sz w:val="18"/>
+        </w:rPr>
+        <w:t xml:space="preserve"> 当不同特征视图训练出的森林在同一输入上给出相同后验时，任何凸权重都无法改变输出（命题 1）。这在流特征场景下比想象中常见：卡方、互信息与方差分析选出的前 60 维特征高度重叠，全特征视图的额外维度中又有 12 维是恒定列。5.3 节的测量六给出了这一条件的定量边界：当专家两两分歧率为 0.20%–0.36% 时，门控增益在 6 次运行中全部恰好为零；只有当分歧率提高到 3%–6% 时，增益才稳定为正。因此条件 A 不是「专家完全相同」这一理想情形，而是一个在真实流特征数据上会被轻易满足的宽松条件。</w:t>
       </w:r>
     </w:p>
     <w:p>
@@ -15671,29 +16456,20 @@
       <w:r>
         <w:rPr>
           <w:rFonts w:ascii="Times New Roman" w:hAnsi="Times New Roman" w:eastAsia="宋体"/>
-          <w:b w:val="0"/>
-          <w:color w:val="000000"/>
-          <w:sz w:val="18"/>
-        </w:rPr>
-        <w:t xml:space="preserve">3. </w:t>
-      </w:r>
-      <w:r>
-        <w:rPr>
-          <w:rFonts w:ascii="Times New Roman" w:hAnsi="Times New Roman" w:eastAsia="宋体"/>
           <w:b/>
           <w:color w:val="000000"/>
           <w:sz w:val="18"/>
         </w:rPr>
-        <w:t>调参预算不对等</w:t>
-      </w:r>
-      <w:r>
-        <w:rPr>
-          <w:rFonts w:ascii="Times New Roman" w:hAnsi="Times New Roman" w:eastAsia="宋体"/>
-          <w:b w:val="0"/>
-          <w:color w:val="000000"/>
-          <w:sz w:val="18"/>
-        </w:rPr>
-        <w:t>：在 5×3 嵌套交叉验证下，被同等调优的 XGBoost 比随机森林高 0.0078，这已超过多数论文所报告的"改进幅度"。</w:t>
+        <w:t>条件 B：决策边距支配权重扰动。</w:t>
+      </w:r>
+      <w:r>
+        <w:rPr>
+          <w:rFonts w:ascii="Times New Roman" w:hAnsi="Times New Roman" w:eastAsia="宋体"/>
+          <w:b w:val="0"/>
+          <w:color w:val="000000"/>
+          <w:sz w:val="18"/>
+        </w:rPr>
+        <w:t xml:space="preserve"> 即使专家不完全一致，只要最小边距大于权重扰动可能造成的概率移动，硬标签仍不变（命题 2）。本文测得的平均概率 L1 变化为 0.000299，最大为 0.003473，而中位类别边距为 1.0，比最大的概率移动还大约三个数量级。测量四给出了形式化判据：在事前上界下，99.91% 的样本可证明不受权重影响，边距与扰动上界的比值中位数为 3469 至 5038 倍。</w:t>
       </w:r>
     </w:p>
     <w:p>
@@ -15705,29 +16481,20 @@
       <w:r>
         <w:rPr>
           <w:rFonts w:ascii="Times New Roman" w:hAnsi="Times New Roman" w:eastAsia="宋体"/>
-          <w:b w:val="0"/>
-          <w:color w:val="000000"/>
-          <w:sz w:val="18"/>
-        </w:rPr>
-        <w:t xml:space="preserve">4. </w:t>
-      </w:r>
-      <w:r>
-        <w:rPr>
-          <w:rFonts w:ascii="Times New Roman" w:hAnsi="Times New Roman" w:eastAsia="宋体"/>
           <w:b/>
           <w:color w:val="000000"/>
           <w:sz w:val="18"/>
         </w:rPr>
-        <w:t>指标选择</w:t>
-      </w:r>
-      <w:r>
-        <w:rPr>
-          <w:rFonts w:ascii="Times New Roman" w:hAnsi="Times New Roman" w:eastAsia="宋体"/>
-          <w:b w:val="0"/>
-          <w:color w:val="000000"/>
-          <w:sz w:val="18"/>
-        </w:rPr>
-        <w:t>：本文中 RCCF 的 Log Loss 优于等权森林而 ECE 更差；单独报告任一指标都能得到相反的结论。</w:t>
+        <w:t>条件 C：风险输出坍缩。</w:t>
+      </w:r>
+      <w:r>
+        <w:rPr>
+          <w:rFonts w:ascii="Times New Roman" w:hAnsi="Times New Roman" w:eastAsia="宋体"/>
+          <w:b w:val="0"/>
+          <w:color w:val="000000"/>
+          <w:sz w:val="18"/>
+        </w:rPr>
+        <w:t xml:space="preserve"> 当风险模型在不同专家上给出近似相等的输出时，权重退化为均匀（命题 3），机制在数值上等价于等权平均。本文测得的归一化权重熵为 0.99998，直接落在这一情形。</w:t>
       </w:r>
     </w:p>
     <w:p>
@@ -15739,29 +16506,20 @@
       <w:r>
         <w:rPr>
           <w:rFonts w:ascii="Times New Roman" w:hAnsi="Times New Roman" w:eastAsia="宋体"/>
-          <w:b w:val="0"/>
-          <w:color w:val="000000"/>
-          <w:sz w:val="18"/>
-        </w:rPr>
-        <w:t xml:space="preserve">5. </w:t>
-      </w:r>
-      <w:r>
-        <w:rPr>
-          <w:rFonts w:ascii="Times New Roman" w:hAnsi="Times New Roman" w:eastAsia="宋体"/>
           <w:b/>
           <w:color w:val="000000"/>
           <w:sz w:val="18"/>
         </w:rPr>
-        <w:t>总体构造</w:t>
-      </w:r>
-      <w:r>
-        <w:rPr>
-          <w:rFonts w:ascii="Times New Roman" w:hAnsi="Times New Roman" w:eastAsia="宋体"/>
-          <w:b w:val="0"/>
-          <w:color w:val="000000"/>
-          <w:sz w:val="18"/>
-        </w:rPr>
-        <w:t>：同一个比较在 53 237 条截断总体上是等价，在完全取消上限的 2 429 503 条语料上却是一致劣势。两者都不算错——是总体决定了研究报告哪一个。</w:t>
+        <w:t>条件 D：成员异质。</w:t>
+      </w:r>
+      <w:r>
+        <w:rPr>
+          <w:rFonts w:ascii="Times New Roman" w:hAnsi="Times New Roman" w:eastAsia="宋体"/>
+          <w:b w:val="0"/>
+          <w:color w:val="000000"/>
+          <w:sz w:val="18"/>
+        </w:rPr>
+        <w:t xml:space="preserve"> 前三个条件描述的是门控失效，第四类性质不同：当参与融合的成员质量不齐时，集成的上限由各成员得分的加权平均加上它们提供的多样性收益决定 [9]，因此无法靠重新分配权重修复——这个界是成员集合的属性，不是门控的属性。在截断总体上，四个特征视图的得分相差不到 0.002（表4a），该界很松；而在全语料上，全特征视图比卡方视图低 0.021397，四路平均中一个这样的成员就解释了全部实测差异：预测 0.021397/4 = 0.005349，实测 −0.005533。同一算式在 413 209 条总体（0.004249/4 = 0.001062，实测 −0.001137）与主总体（0.002068/4 = 0.000517，实测 −0.000456）上同样成立，因此诊断应是比较成员得分，而不是比较权重。</w:t>
       </w:r>
     </w:p>
     <w:p>
@@ -15777,7 +16535,7 @@
           <w:color w:val="000000"/>
           <w:sz w:val="18"/>
         </w:rPr>
-        <w:t>因此，本文对文献的贡献不是否定具体方法，而是提出一个判定门槛：</w:t>
+        <w:t>四类条件给出一个可操作的诊断流程：</w:t>
       </w:r>
       <w:r>
         <w:rPr>
@@ -15786,7 +16544,16 @@
           <w:color w:val="000000"/>
           <w:sz w:val="18"/>
         </w:rPr>
-        <w:t>任何关于聚合规则的增益主张，都应当在控制上述五项之后仍然成立，否则应当被表述为协议效应。</w:t>
+        <w:t>先测权重熵，再测预测分歧，然后是成员得分的离散度，最后才看性能差。</w:t>
+      </w:r>
+      <w:r>
+        <w:rPr>
+          <w:rFonts w:ascii="Times New Roman" w:hAnsi="Times New Roman" w:eastAsia="宋体"/>
+          <w:b w:val="0"/>
+          <w:color w:val="000000"/>
+          <w:sz w:val="18"/>
+        </w:rPr>
+        <w:t xml:space="preserve"> 如果权重熵接近 1 且分歧条数为 0，那么继续调门控的超参数不会带来增益，因为问题不在超参数；如果成员得分的跨度超过你关心的差异量级，那么集成的上限由最弱成员决定，任何权重方案都救不回来。</w:t>
       </w:r>
     </w:p>
     <w:p>
@@ -15801,7 +16568,7 @@
           <w:color w:val="000000"/>
           <w:sz w:val="19"/>
         </w:rPr>
-        <w:t>6.3 实践决策矩阵</w:t>
+        <w:t>6.2 如何解释文献中报告的"加权提升"</w:t>
       </w:r>
     </w:p>
     <w:p>
@@ -15817,7 +16584,25 @@
           <w:color w:val="000000"/>
           <w:sz w:val="18"/>
         </w:rPr>
-        <w:t>表 8 把本文的证据整理为面向工程选择的决策表。需要强调的是，"推荐"在每一行都对应明确的代价，不存在全目标占优的方案。</w:t>
+        <w:t>本文的结果并不意味着所有已发表的加权方法都是错的。它给出的是</w:t>
+      </w:r>
+      <w:r>
+        <w:rPr>
+          <w:rFonts w:ascii="Times New Roman" w:hAnsi="Times New Roman" w:eastAsia="宋体"/>
+          <w:b/>
+          <w:color w:val="000000"/>
+          <w:sz w:val="18"/>
+        </w:rPr>
+        <w:t>归因约束</w:t>
+      </w:r>
+      <w:r>
+        <w:rPr>
+          <w:rFonts w:ascii="Times New Roman" w:hAnsi="Times New Roman" w:eastAsia="宋体"/>
+          <w:b w:val="0"/>
+          <w:color w:val="000000"/>
+          <w:sz w:val="18"/>
+        </w:rPr>
+        <w:t>：在不控制重复样本、变换泄漏、类别先验与调参预算的情况下 [20-22]，观察到的"加权提升"至少有五种替代解释，而且五种解释在本文的对照实验中都有对应的量级。</w:t>
       </w:r>
     </w:p>
     <w:p>
@@ -15829,11 +16614,253 @@
       <w:r>
         <w:rPr>
           <w:rFonts w:ascii="Times New Roman" w:hAnsi="Times New Roman" w:eastAsia="宋体"/>
+          <w:b w:val="0"/>
+          <w:color w:val="000000"/>
+          <w:sz w:val="18"/>
+        </w:rPr>
+        <w:t xml:space="preserve">1. </w:t>
+      </w:r>
+      <w:r>
+        <w:rPr>
+          <w:rFonts w:ascii="Times New Roman" w:hAnsi="Times New Roman" w:eastAsia="宋体"/>
           <w:b/>
           <w:color w:val="000000"/>
           <w:sz w:val="18"/>
         </w:rPr>
-        <w:t>表8 面向实践目标的决策矩阵</w:t>
+        <w:t>划分噪声</w:t>
+      </w:r>
+      <w:r>
+        <w:rPr>
+          <w:rFonts w:ascii="Times New Roman" w:hAnsi="Times New Roman" w:eastAsia="宋体"/>
+          <w:b w:val="0"/>
+          <w:color w:val="000000"/>
+          <w:sz w:val="18"/>
+        </w:rPr>
+        <w:t>：十次重复划分会让 Macro-F1 波动约 0.011，超过本文测得的聚合规则差异与调参预算差异（最大 0.0078）；只有模型族差距（0.0318 与 0.0916）更大。</w:t>
+      </w:r>
+    </w:p>
+    <w:p>
+      <w:pPr>
+        <w:spacing w:before="0" w:after="60" w:line="276" w:lineRule="auto"/>
+        <w:ind w:firstLine="360"/>
+        <w:jc w:val="both"/>
+      </w:pPr>
+      <w:r>
+        <w:rPr>
+          <w:rFonts w:ascii="Times New Roman" w:hAnsi="Times New Roman" w:eastAsia="宋体"/>
+          <w:b w:val="0"/>
+          <w:color w:val="000000"/>
+          <w:sz w:val="18"/>
+        </w:rPr>
+        <w:t xml:space="preserve">2. </w:t>
+      </w:r>
+      <w:r>
+        <w:rPr>
+          <w:rFonts w:ascii="Times New Roman" w:hAnsi="Times New Roman" w:eastAsia="宋体"/>
+          <w:b/>
+          <w:color w:val="000000"/>
+          <w:sz w:val="18"/>
+        </w:rPr>
+        <w:t>协议选择</w:t>
+      </w:r>
+      <w:r>
+        <w:rPr>
+          <w:rFonts w:ascii="Times New Roman" w:hAnsi="Times New Roman" w:eastAsia="宋体"/>
+          <w:b w:val="0"/>
+          <w:color w:val="000000"/>
+          <w:sz w:val="18"/>
+        </w:rPr>
+        <w:t>：把类别先验从平衡改为自然，Macro-F1 变化 +0.0725；把去重顺序反过来，至多 +0.0060。</w:t>
+      </w:r>
+    </w:p>
+    <w:p>
+      <w:pPr>
+        <w:spacing w:before="0" w:after="60" w:line="276" w:lineRule="auto"/>
+        <w:ind w:firstLine="360"/>
+        <w:jc w:val="both"/>
+      </w:pPr>
+      <w:r>
+        <w:rPr>
+          <w:rFonts w:ascii="Times New Roman" w:hAnsi="Times New Roman" w:eastAsia="宋体"/>
+          <w:b w:val="0"/>
+          <w:color w:val="000000"/>
+          <w:sz w:val="18"/>
+        </w:rPr>
+        <w:t xml:space="preserve">3. </w:t>
+      </w:r>
+      <w:r>
+        <w:rPr>
+          <w:rFonts w:ascii="Times New Roman" w:hAnsi="Times New Roman" w:eastAsia="宋体"/>
+          <w:b/>
+          <w:color w:val="000000"/>
+          <w:sz w:val="18"/>
+        </w:rPr>
+        <w:t>调参预算不对等</w:t>
+      </w:r>
+      <w:r>
+        <w:rPr>
+          <w:rFonts w:ascii="Times New Roman" w:hAnsi="Times New Roman" w:eastAsia="宋体"/>
+          <w:b w:val="0"/>
+          <w:color w:val="000000"/>
+          <w:sz w:val="18"/>
+        </w:rPr>
+        <w:t>：在 5×3 嵌套交叉验证下，被同等调优的 XGBoost 比随机森林高 0.0078，这已超过多数论文所报告的"改进幅度"。</w:t>
+      </w:r>
+    </w:p>
+    <w:p>
+      <w:pPr>
+        <w:spacing w:before="0" w:after="60" w:line="276" w:lineRule="auto"/>
+        <w:ind w:firstLine="360"/>
+        <w:jc w:val="both"/>
+      </w:pPr>
+      <w:r>
+        <w:rPr>
+          <w:rFonts w:ascii="Times New Roman" w:hAnsi="Times New Roman" w:eastAsia="宋体"/>
+          <w:b w:val="0"/>
+          <w:color w:val="000000"/>
+          <w:sz w:val="18"/>
+        </w:rPr>
+        <w:t xml:space="preserve">4. </w:t>
+      </w:r>
+      <w:r>
+        <w:rPr>
+          <w:rFonts w:ascii="Times New Roman" w:hAnsi="Times New Roman" w:eastAsia="宋体"/>
+          <w:b/>
+          <w:color w:val="000000"/>
+          <w:sz w:val="18"/>
+        </w:rPr>
+        <w:t>指标选择</w:t>
+      </w:r>
+      <w:r>
+        <w:rPr>
+          <w:rFonts w:ascii="Times New Roman" w:hAnsi="Times New Roman" w:eastAsia="宋体"/>
+          <w:b w:val="0"/>
+          <w:color w:val="000000"/>
+          <w:sz w:val="18"/>
+        </w:rPr>
+        <w:t>：本文中 RCCF 的 Log Loss 优于等权森林而 ECE 更差；单独报告任一指标都能得到相反的结论。</w:t>
+      </w:r>
+    </w:p>
+    <w:p>
+      <w:pPr>
+        <w:spacing w:before="0" w:after="60" w:line="276" w:lineRule="auto"/>
+        <w:ind w:firstLine="360"/>
+        <w:jc w:val="both"/>
+      </w:pPr>
+      <w:r>
+        <w:rPr>
+          <w:rFonts w:ascii="Times New Roman" w:hAnsi="Times New Roman" w:eastAsia="宋体"/>
+          <w:b w:val="0"/>
+          <w:color w:val="000000"/>
+          <w:sz w:val="18"/>
+        </w:rPr>
+        <w:t xml:space="preserve">5. </w:t>
+      </w:r>
+      <w:r>
+        <w:rPr>
+          <w:rFonts w:ascii="Times New Roman" w:hAnsi="Times New Roman" w:eastAsia="宋体"/>
+          <w:b/>
+          <w:color w:val="000000"/>
+          <w:sz w:val="18"/>
+        </w:rPr>
+        <w:t>总体构造</w:t>
+      </w:r>
+      <w:r>
+        <w:rPr>
+          <w:rFonts w:ascii="Times New Roman" w:hAnsi="Times New Roman" w:eastAsia="宋体"/>
+          <w:b w:val="0"/>
+          <w:color w:val="000000"/>
+          <w:sz w:val="18"/>
+        </w:rPr>
+        <w:t>：同一个比较在 53 237 条截断总体上是等价，在完全取消上限的 2 429 503 条语料上却是一致劣势。两者都不算错——是总体决定了研究报告哪一个。</w:t>
+      </w:r>
+    </w:p>
+    <w:p>
+      <w:pPr>
+        <w:spacing w:before="0" w:after="60" w:line="276" w:lineRule="auto"/>
+        <w:ind w:firstLine="360"/>
+        <w:jc w:val="both"/>
+      </w:pPr>
+      <w:r>
+        <w:rPr>
+          <w:rFonts w:ascii="Times New Roman" w:hAnsi="Times New Roman" w:eastAsia="宋体"/>
+          <w:b w:val="0"/>
+          <w:color w:val="000000"/>
+          <w:sz w:val="18"/>
+        </w:rPr>
+        <w:t>因此，本文对文献的贡献不是否定具体方法，而是提出一个判定门槛：</w:t>
+      </w:r>
+      <w:r>
+        <w:rPr>
+          <w:rFonts w:ascii="Times New Roman" w:hAnsi="Times New Roman" w:eastAsia="宋体"/>
+          <w:b/>
+          <w:color w:val="000000"/>
+          <w:sz w:val="18"/>
+        </w:rPr>
+        <w:t>任何关于聚合规则的增益主张，都应当在控制上述五项之后仍然成立，否则应当被表述为协议效应。</w:t>
+      </w:r>
+    </w:p>
+    <w:p>
+      <w:pPr>
+        <w:spacing w:before="0" w:after="60" w:line="276" w:lineRule="auto"/>
+        <w:ind w:firstLine="360"/>
+        <w:jc w:val="both"/>
+      </w:pPr>
+      <w:r>
+        <w:rPr>
+          <w:rFonts w:ascii="Times New Roman" w:hAnsi="Times New Roman" w:eastAsia="宋体"/>
+          <w:b w:val="0"/>
+          <w:color w:val="000000"/>
+          <w:sz w:val="18"/>
+        </w:rPr>
+        <w:t>5.11 节的干预把这一门槛从诊断推进为可操作结论：当视图被强制推开时，同一个在共享视图上惰性的门控会产生正增益，而且增益在中等质量极差处最大。因此，一个被报告的加权增益可以是真实的，同时仍然以成员几何为前提；上述五项因素决定这一几何是被保留还是被意外消除。</w:t>
+      </w:r>
+    </w:p>
+    <w:p>
+      <w:pPr>
+        <w:spacing w:before="120" w:after="60" w:line="276" w:lineRule="auto"/>
+        <w:jc w:val="left"/>
+      </w:pPr>
+      <w:r>
+        <w:rPr>
+          <w:rFonts w:ascii="Times New Roman" w:hAnsi="Times New Roman" w:eastAsia="黑体"/>
+          <w:b/>
+          <w:color w:val="000000"/>
+          <w:sz w:val="19"/>
+        </w:rPr>
+        <w:t>6.3 实践决策矩阵</w:t>
+      </w:r>
+    </w:p>
+    <w:p>
+      <w:pPr>
+        <w:spacing w:before="0" w:after="60" w:line="276" w:lineRule="auto"/>
+        <w:ind w:firstLine="360"/>
+        <w:jc w:val="both"/>
+      </w:pPr>
+      <w:r>
+        <w:rPr>
+          <w:rFonts w:ascii="Times New Roman" w:hAnsi="Times New Roman" w:eastAsia="宋体"/>
+          <w:b w:val="0"/>
+          <w:color w:val="000000"/>
+          <w:sz w:val="18"/>
+        </w:rPr>
+        <w:t>表 9 把本文的证据整理为面向工程选择的决策表。需要强调的是，"推荐"在每一行都对应明确的代价，不存在全目标占优的方案。</w:t>
+      </w:r>
+    </w:p>
+    <w:p>
+      <w:pPr>
+        <w:spacing w:before="0" w:after="60" w:line="276" w:lineRule="auto"/>
+        <w:ind w:firstLine="360"/>
+        <w:jc w:val="both"/>
+      </w:pPr>
+      <w:r>
+        <w:rPr>
+          <w:rFonts w:ascii="Times New Roman" w:hAnsi="Times New Roman" w:eastAsia="宋体"/>
+          <w:b/>
+          <w:color w:val="000000"/>
+          <w:sz w:val="18"/>
+        </w:rPr>
+        <w:t>表9 面向实践目标的决策矩阵</w:t>
       </w:r>
     </w:p>
     <w:tbl>
@@ -17491,7 +18518,7 @@
           <w:color w:val="000000"/>
           <w:sz w:val="18"/>
         </w:rPr>
-        <w:t>本文的主要贡献不是一个新的最优分类器，而是一条使等价性主张的总体依赖性变得可见的三级规模阶梯、一个既能预测门控惰性又能预测质量分化后劣势量级的机制，以及一套带可证伪可辨识性边界的泄漏受控协议。后续工作有三个方向：其一，设计显式强制专家去相关的加权机制，检验条件加权能否在打破命题 1 前提后恢复增益——剂量—反应结果给出了目标区间，但干预本身仍待构建与验证；其二，构造类别完整的跨时段或跨场景测试协议，把文件级覆盖分析升级为真正的外部有效性检验；其三，把本文的报告建议整理为可自动检查的清单，使评测协议本身成为可验证对象，并要求每一项头条比较声明其所处的阶梯层级。</w:t>
+        <w:t>本文的主要贡献不是一个新的最优分类器，而是一条使等价性主张的总体依赖性变得可见的三级规模阶梯、一个既能预测门控惰性又能预测质量分化后劣势量级的机制，以及一个在把视图强制推开后恢复增益的受控干预。后续工作有三个方向：其一，把去相关干预扩展到跨时段与跨场景协议，让成员因特征划分之外的原因产生分歧；其二，把本文的报告建议整理为可自动检查的清单，使评测协议本身成为可验证对象，并要求每一项头条比较声明其所处的阶梯层级；其三，检验约 0.02 的质量梯度峰值能否迁移到其他模态——它是一个定量的集成设计目标，而不是某一语料的性质。</w:t>
       </w:r>
     </w:p>
     <w:p>
@@ -17518,36 +18545,11 @@
       <w:r>
         <w:rPr>
           <w:rFonts w:ascii="Times New Roman" w:hAnsi="Times New Roman" w:eastAsia="宋体"/>
-          <w:b/>
-          <w:color w:val="000000"/>
-          <w:sz w:val="18"/>
-        </w:rPr>
-        <w:t>最直接的后续验证在成员侧。</w:t>
-      </w:r>
-      <w:r>
-        <w:rPr>
-          <w:rFonts w:ascii="Times New Roman" w:hAnsi="Times New Roman" w:eastAsia="宋体"/>
-          <w:b w:val="0"/>
-          <w:color w:val="000000"/>
-          <w:sz w:val="18"/>
-        </w:rPr>
-        <w:t xml:space="preserve"> 把当前主流模型族的专家——Transformer、大语言模型与图网络 [51,52]——放进 5.10 节所识别的互斥区间，并重做同成员对照，就能把可辨识性条件放到当前主流架构上检验；该条件本身就预测了这类成员何时会、何时不会改变聚合规则的结论。</w:t>
-      </w:r>
-    </w:p>
-    <w:p>
-      <w:pPr>
-        <w:spacing w:before="0" w:after="60" w:line="276" w:lineRule="auto"/>
-        <w:ind w:firstLine="360"/>
-        <w:jc w:val="both"/>
-      </w:pPr>
-      <w:r>
-        <w:rPr>
-          <w:rFonts w:ascii="Times New Roman" w:hAnsi="Times New Roman" w:eastAsia="宋体"/>
-          <w:b w:val="0"/>
-          <w:color w:val="000000"/>
-          <w:sz w:val="18"/>
-        </w:rPr>
-        <w:t>处理脚本、审计中间结果、逐样本预测与图表生成代码发布于公开仓库：https://github.com/linran-muxue/leakage-controlled-nids-study （发布版本 v1.11.0，标签 v1.11.0）。原始数据集不随论文分发；论文记录来源地址、检索日期、版本快照与 SHA-256 校验值。</w:t>
+          <w:b w:val="0"/>
+          <w:color w:val="000000"/>
+          <w:sz w:val="18"/>
+        </w:rPr>
+        <w:t>处理脚本、审计中间结果、逐样本预测与图表生成代码发布于公开仓库：https://github.com/linran-muxue/leakage-controlled-nids-study （发布版本 v1.11.2，标签 v1.11.2）。原始数据集不随论文分发；论文记录来源地址、检索日期、版本快照与 SHA-256 校验值。</w:t>
       </w:r>
     </w:p>
     <w:p>

--- a/重构版论文_v4_20260915/中文SCI论文_计算机学报排版版.docx
+++ b/重构版论文_v4_20260915/中文SCI论文_计算机学报排版版.docx
@@ -2129,7 +2129,7 @@
       <w:r>
         <w:drawing>
           <wp:inline xmlns:a="http://schemas.openxmlformats.org/drawingml/2006/main" xmlns:pic="http://schemas.openxmlformats.org/drawingml/2006/picture">
-            <wp:extent cx="3024000" cy="1433576"/>
+            <wp:extent cx="3024000" cy="1870067"/>
             <wp:docPr id="1" name="Picture 1"/>
             <wp:cNvGraphicFramePr>
               <a:graphicFrameLocks noChangeAspect="1"/>
@@ -2150,7 +2150,7 @@
                   <pic:spPr>
                     <a:xfrm>
                       <a:off x="0" y="0"/>
-                      <a:ext cx="3024000" cy="1433576"/>
+                      <a:ext cx="3024000" cy="1870067"/>
                     </a:xfrm>
                     <a:prstGeom prst="rect"/>
                   </pic:spPr>
@@ -2173,7 +2173,7 @@
           <w:color w:val="000000"/>
           <w:sz w:val="16"/>
         </w:rPr>
-        <w:t>图1 泄漏受控研究框架与信息边界</w:t>
+        <w:t>图1 端到端实验流程：数据审计、泄漏受控建模、条件门控、EDG 干预与统计验证</w:t>
       </w:r>
     </w:p>
     <w:p>
@@ -4024,7 +4024,7 @@
       <w:r>
         <w:drawing>
           <wp:inline xmlns:a="http://schemas.openxmlformats.org/drawingml/2006/main" xmlns:pic="http://schemas.openxmlformats.org/drawingml/2006/picture">
-            <wp:extent cx="3024000" cy="1443768"/>
+            <wp:extent cx="3024000" cy="1759404"/>
             <wp:docPr id="2" name="Picture 2"/>
             <wp:cNvGraphicFramePr>
               <a:graphicFrameLocks noChangeAspect="1"/>
@@ -4045,7 +4045,7 @@
                   <pic:spPr>
                     <a:xfrm>
                       <a:off x="0" y="0"/>
-                      <a:ext cx="3024000" cy="1443768"/>
+                      <a:ext cx="3024000" cy="1759404"/>
                     </a:xfrm>
                     <a:prstGeom prst="rect"/>
                   </pic:spPr>
@@ -4068,7 +4068,23 @@
           <w:color w:val="000000"/>
           <w:sz w:val="16"/>
         </w:rPr>
-        <w:t>图2 CIC-IDS2017 审计阶段计数链（对数刻度）</w:t>
+        <w:t>图2 CIC-IDS2017 数据处理结果：阶段保留率、类别构成、三个报告总体与移除记录的来源</w:t>
+      </w:r>
+    </w:p>
+    <w:p>
+      <w:pPr>
+        <w:spacing w:before="0" w:after="60" w:line="276" w:lineRule="auto"/>
+        <w:ind w:firstLine="360"/>
+        <w:jc w:val="both"/>
+      </w:pPr>
+      <w:r>
+        <w:rPr>
+          <w:rFonts w:ascii="Times New Roman" w:hAnsi="Times New Roman" w:eastAsia="宋体"/>
+          <w:b w:val="0"/>
+          <w:color w:val="000000"/>
+          <w:sz w:val="18"/>
+        </w:rPr>
+        <w:t>图 2 不再用单一计数链表达审计，而是给出四个互相补充的视图。A 面板显示每一步过滤后的保留率：原始记录中有 85.8% 进入去重语料，但只有 1.9% 在每类 2 万条上限后保留。B 面板说明三个总体为何是不同统计对象：53 237 条总体保留每类上限，类别相对均衡；完整语料则有 86.2% 为 Normal、Web Attack 仅占 0.03%。C 面板把总体规模与锁定测试集规模分开，D 面板把每一次移除归因到具体机制——未纳入标签、重复、跨标签冲突、非有限值、物理范围异常与冲突向量——因此没有任何总量下降是未解释的。</w:t>
       </w:r>
     </w:p>
     <w:p>
@@ -18549,7 +18565,7 @@
           <w:color w:val="000000"/>
           <w:sz w:val="18"/>
         </w:rPr>
-        <w:t>处理脚本、审计中间结果、逐样本预测与图表生成代码发布于公开仓库：https://github.com/linran-muxue/leakage-controlled-nids-study （发布版本 v1.11.2，标签 v1.11.2）。原始数据集不随论文分发；论文记录来源地址、检索日期、版本快照与 SHA-256 校验值。</w:t>
+        <w:t>处理脚本、审计中间结果、逐样本预测与图表生成代码发布于公开仓库：https://github.com/linran-muxue/leakage-controlled-nids-study （发布版本 v1.11.3，标签 v1.11.3）。原始数据集不随论文分发；论文记录来源地址、检索日期、版本快照与 SHA-256 校验值。</w:t>
       </w:r>
     </w:p>
     <w:p>
